--- a/docs/CampusTrack_Black_Book_Report.docx
+++ b/docs/CampusTrack_Black_Book_Report.docx
@@ -9817,6 +9817,7 @@
       <w:footerReference w:type="default" r:id="rId6"/>
       <w:pgSz w:w="11906" w:h="16838" w:orient="portrait"/>
       <w:pgMar w:top="1134" w:right="1134" w:bottom="1134" w:left="1417" w:header="708" w:footer="708" w:gutter="0"/>
+      <w:pgBorders/>
       <w:pgNumType/>
       <w:docGrid w:linePitch="360"/>
     </w:sectPr>
